--- a/Coding 1 - year/Unit 7 - Project Development/Daily Lesson Plans/Word/Day 155.docx
+++ b/Coding 1 - year/Unit 7 - Project Development/Daily Lesson Plans/Word/Day 155.docx
@@ -50,12 +50,15 @@
               </w:rPr>
               <w:t xml:space="preserve">Coding I — Full Year</w:t>
             </w:r>
-          </w:p>
-          <w:p>
-            <w:pPr>
-              <w:spacing w:before="40"/>
-              <w:jc w:val="center"/>
-            </w:pPr>
+            <w:r>
+              <w:rPr>
+                <w:rFonts w:ascii="Arial" w:cs="Arial" w:eastAsia="Arial" w:hAnsi="Arial"/>
+                <w:sz w:val="16"/>
+                <w:szCs w:val="16"/>
+              </w:rPr>
+              <w:br/>
+              <w:t xml:space="preserve"/>
+            </w:r>
             <w:r>
               <w:rPr>
                 <w:rFonts w:ascii="Arial" w:cs="Arial" w:eastAsia="Arial" w:hAnsi="Arial"/>
@@ -83,7 +86,7 @@
           <w:rFonts w:ascii="Arial" w:cs="Arial" w:eastAsia="Arial" w:hAnsi="Arial"/>
           <w:b/>
           <w:bCs/>
-          <w:color w:val="1F3864"/>
+          <w:color w:val="2B5797"/>
           <w:sz w:val="32"/>
           <w:szCs w:val="32"/>
         </w:rPr>
@@ -261,9 +264,9 @@
               <w:right w:val="single" w:color="CCCCCC" w:sz="1"/>
             </w:tcBorders>
             <w:tcMar>
-              <w:top w:type="dxa" w:w="60"/>
+              <w:top w:type="dxa" w:w="80"/>
               <w:left w:type="dxa" w:w="120"/>
-              <w:bottom w:type="dxa" w:w="60"/>
+              <w:bottom w:type="dxa" w:w="80"/>
               <w:right w:type="dxa" w:w="120"/>
             </w:tcMar>
           </w:tcPr>
@@ -290,20 +293,213 @@
               <w:right w:val="single" w:color="CCCCCC" w:sz="1"/>
             </w:tcBorders>
             <w:tcMar>
-              <w:top w:type="dxa" w:w="60"/>
+              <w:top w:type="dxa" w:w="80"/>
               <w:left w:type="dxa" w:w="120"/>
-              <w:bottom w:type="dxa" w:w="60"/>
+              <w:bottom w:type="dxa" w:w="80"/>
               <w:right w:type="dxa" w:w="120"/>
             </w:tcMar>
           </w:tcPr>
           <w:p>
-            <w:r>
-              <w:rPr>
-                <w:rFonts w:ascii="Arial" w:cs="Arial" w:eastAsia="Arial" w:hAnsi="Arial"/>
-                <w:sz w:val="20"/>
-                <w:szCs w:val="20"/>
+            <w:pPr>
+              <w:spacing w:after="80" w:before="80"/>
+            </w:pPr>
+            <w:r>
+              <w:rPr>
+                <w:rFonts w:ascii="Arial" w:cs="Arial" w:eastAsia="Arial" w:hAnsi="Arial"/>
+                <w:b/>
+                <w:bCs/>
+                <w:i w:val="false"/>
+                <w:iCs w:val="false"/>
+                <w:color w:val="000000"/>
+                <w:sz w:val="22"/>
+                <w:szCs w:val="22"/>
               </w:rPr>
               <w:t xml:space="preserve">Bell Ringer / Review</w:t>
+            </w:r>
+            <w:r>
+              <w:rPr>
+                <w:rFonts w:ascii="Arial" w:cs="Arial" w:eastAsia="Arial" w:hAnsi="Arial"/>
+                <w:sz w:val="20"/>
+                <w:szCs w:val="20"/>
+              </w:rPr>
+              <w:br/>
+              <w:t xml:space="preserve"/>
+            </w:r>
+            <w:r>
+              <w:rPr>
+                <w:rFonts w:ascii="Arial" w:cs="Arial" w:eastAsia="Arial" w:hAnsi="Arial"/>
+                <w:sz w:val="20"/>
+                <w:szCs w:val="20"/>
+              </w:rPr>
+              <w:br/>
+              <w:t xml:space="preserve"/>
+            </w:r>
+            <w:r>
+              <w:rPr>
+                <w:rFonts w:ascii="Arial" w:cs="Arial" w:eastAsia="Arial" w:hAnsi="Arial"/>
+                <w:b/>
+                <w:bCs/>
+                <w:i w:val="false"/>
+                <w:iCs w:val="false"/>
+                <w:color w:val="000000"/>
+                <w:sz w:val="20"/>
+                <w:szCs w:val="20"/>
+              </w:rPr>
+              <w:t xml:space="preserve">Quick Write </w:t>
+            </w:r>
+            <w:r>
+              <w:rPr>
+                <w:rFonts w:ascii="Arial" w:cs="Arial" w:eastAsia="Arial" w:hAnsi="Arial"/>
+                <w:b w:val="false"/>
+                <w:bCs w:val="false"/>
+                <w:i w:val="false"/>
+                <w:iCs w:val="false"/>
+                <w:color w:val="000000"/>
+                <w:sz w:val="20"/>
+                <w:szCs w:val="20"/>
+              </w:rPr>
+              <w:t xml:space="preserve">(3 min — written or verbal):</w:t>
+            </w:r>
+            <w:r>
+              <w:rPr>
+                <w:rFonts w:ascii="Arial" w:cs="Arial" w:eastAsia="Arial" w:hAnsi="Arial"/>
+                <w:sz w:val="20"/>
+                <w:szCs w:val="20"/>
+              </w:rPr>
+              <w:br/>
+              <w:t xml:space="preserve"/>
+            </w:r>
+            <w:r>
+              <w:rPr>
+                <w:rFonts w:ascii="Arial" w:cs="Arial" w:eastAsia="Arial" w:hAnsi="Arial"/>
+                <w:b w:val="false"/>
+                <w:bCs w:val="false"/>
+                <w:i w:val="false"/>
+                <w:iCs w:val="false"/>
+                <w:color w:val="000000"/>
+                <w:sz w:val="20"/>
+                <w:szCs w:val="20"/>
+              </w:rPr>
+              <w:t xml:space="preserve">    In your own words: Demonstrate my MVP, gather constructive feedback, and plan improvements based on that feedback?</w:t>
+            </w:r>
+            <w:r>
+              <w:rPr>
+                <w:rFonts w:ascii="Arial" w:cs="Arial" w:eastAsia="Arial" w:hAnsi="Arial"/>
+                <w:sz w:val="20"/>
+                <w:szCs w:val="20"/>
+              </w:rPr>
+              <w:br/>
+              <w:t xml:space="preserve"/>
+            </w:r>
+            <w:r>
+              <w:rPr>
+                <w:rFonts w:ascii="Arial" w:cs="Arial" w:eastAsia="Arial" w:hAnsi="Arial"/>
+                <w:sz w:val="20"/>
+                <w:szCs w:val="20"/>
+              </w:rPr>
+              <w:br/>
+              <w:t xml:space="preserve"/>
+            </w:r>
+            <w:r>
+              <w:rPr>
+                <w:rFonts w:ascii="Arial" w:cs="Arial" w:eastAsia="Arial" w:hAnsi="Arial"/>
+                <w:b/>
+                <w:bCs/>
+                <w:i w:val="false"/>
+                <w:iCs w:val="false"/>
+                <w:color w:val="000000"/>
+                <w:sz w:val="20"/>
+                <w:szCs w:val="20"/>
+              </w:rPr>
+              <w:t xml:space="preserve">Vocabulary Preview — </w:t>
+            </w:r>
+            <w:r>
+              <w:rPr>
+                <w:rFonts w:ascii="Arial" w:cs="Arial" w:eastAsia="Arial" w:hAnsi="Arial"/>
+                <w:b w:val="false"/>
+                <w:bCs w:val="false"/>
+                <w:i w:val="false"/>
+                <w:iCs w:val="false"/>
+                <w:color w:val="000000"/>
+                <w:sz w:val="20"/>
+                <w:szCs w:val="20"/>
+              </w:rPr>
+              <w:t xml:space="preserve">terms we'll use today:</w:t>
+            </w:r>
+            <w:r>
+              <w:rPr>
+                <w:rFonts w:ascii="Arial" w:cs="Arial" w:eastAsia="Arial" w:hAnsi="Arial"/>
+                <w:sz w:val="20"/>
+                <w:szCs w:val="20"/>
+              </w:rPr>
+              <w:br/>
+              <w:t xml:space="preserve"/>
+            </w:r>
+            <w:r>
+              <w:rPr>
+                <w:rFonts w:ascii="Arial" w:cs="Arial" w:eastAsia="Arial" w:hAnsi="Arial"/>
+                <w:b w:val="false"/>
+                <w:bCs w:val="false"/>
+                <w:i w:val="false"/>
+                <w:iCs w:val="false"/>
+                <w:color w:val="000000"/>
+                <w:sz w:val="20"/>
+                <w:szCs w:val="20"/>
+              </w:rPr>
+              <w:t xml:space="preserve">    • Before You Demo   •   During the Demo   •   Example Demo Script   •   Don't   •   Good Feedback   •   What works</w:t>
+            </w:r>
+            <w:r>
+              <w:rPr>
+                <w:rFonts w:ascii="Arial" w:cs="Arial" w:eastAsia="Arial" w:hAnsi="Arial"/>
+                <w:sz w:val="20"/>
+                <w:szCs w:val="20"/>
+              </w:rPr>
+              <w:br/>
+              <w:t xml:space="preserve"/>
+            </w:r>
+            <w:r>
+              <w:rPr>
+                <w:rFonts w:ascii="Arial" w:cs="Arial" w:eastAsia="Arial" w:hAnsi="Arial"/>
+                <w:sz w:val="20"/>
+                <w:szCs w:val="20"/>
+              </w:rPr>
+              <w:br/>
+              <w:t xml:space="preserve"/>
+            </w:r>
+            <w:r>
+              <w:rPr>
+                <w:rFonts w:ascii="Arial" w:cs="Arial" w:eastAsia="Arial" w:hAnsi="Arial"/>
+                <w:b w:val="false"/>
+                <w:bCs w:val="false"/>
+                <w:i/>
+                <w:iCs/>
+                <w:color w:val="444444"/>
+                <w:sz w:val="20"/>
+                <w:szCs w:val="20"/>
+              </w:rPr>
+              <w:t xml:space="preserve">Today's Goal: By the end of class you will be able to demonstrate my MVP, gather constructive feedback, and plan improvements based on that feedback.</w:t>
+            </w:r>
+            <w:r>
+              <w:rPr>
+                <w:rFonts w:ascii="Arial" w:cs="Arial" w:eastAsia="Arial" w:hAnsi="Arial"/>
+                <w:sz w:val="20"/>
+                <w:szCs w:val="20"/>
+              </w:rPr>
+              <w:br/>
+              <w:t xml:space="preserve"/>
+            </w:r>
+            <w:r>
+              <w:rPr>
+                <w:rFonts w:ascii="Arial" w:cs="Arial" w:eastAsia="Arial" w:hAnsi="Arial"/>
+                <w:b w:val="false"/>
+                <w:bCs w:val="false"/>
+                <w:i/>
+                <w:iCs/>
+                <w:color w:val="555555"/>
+                <w:sz w:val="20"/>
+                <w:szCs w:val="20"/>
+              </w:rPr>
+              <w:t xml:space="preserve">→ Pair-share your response, then 2–3 students share with the class.</w:t>
             </w:r>
           </w:p>
         </w:tc>
@@ -319,9 +515,9 @@
               <w:right w:val="single" w:color="CCCCCC" w:sz="1"/>
             </w:tcBorders>
             <w:tcMar>
-              <w:top w:type="dxa" w:w="60"/>
+              <w:top w:type="dxa" w:w="80"/>
               <w:left w:type="dxa" w:w="120"/>
-              <w:bottom w:type="dxa" w:w="60"/>
+              <w:bottom w:type="dxa" w:w="80"/>
               <w:right w:type="dxa" w:w="120"/>
             </w:tcMar>
           </w:tcPr>
@@ -348,20 +544,468 @@
               <w:right w:val="single" w:color="CCCCCC" w:sz="1"/>
             </w:tcBorders>
             <w:tcMar>
-              <w:top w:type="dxa" w:w="60"/>
+              <w:top w:type="dxa" w:w="80"/>
               <w:left w:type="dxa" w:w="120"/>
-              <w:bottom w:type="dxa" w:w="60"/>
+              <w:bottom w:type="dxa" w:w="80"/>
               <w:right w:type="dxa" w:w="120"/>
             </w:tcMar>
           </w:tcPr>
           <w:p>
-            <w:r>
-              <w:rPr>
-                <w:rFonts w:ascii="Arial" w:cs="Arial" w:eastAsia="Arial" w:hAnsi="Arial"/>
-                <w:sz w:val="20"/>
-                <w:szCs w:val="20"/>
-              </w:rPr>
-              <w:t xml:space="preserve">Mini Lesson: Prototype Demo and Feedback</w:t>
+            <w:pPr>
+              <w:spacing w:after="80" w:before="80"/>
+            </w:pPr>
+            <w:r>
+              <w:rPr>
+                <w:rFonts w:ascii="Arial" w:cs="Arial" w:eastAsia="Arial" w:hAnsi="Arial"/>
+                <w:b/>
+                <w:bCs/>
+                <w:i w:val="false"/>
+                <w:iCs w:val="false"/>
+                <w:color w:val="000000"/>
+                <w:sz w:val="22"/>
+                <w:szCs w:val="22"/>
+              </w:rPr>
+              <w:t xml:space="preserve">Mini Lesson: </w:t>
+            </w:r>
+            <w:r>
+              <w:rPr>
+                <w:rFonts w:ascii="Arial" w:cs="Arial" w:eastAsia="Arial" w:hAnsi="Arial"/>
+                <w:b w:val="false"/>
+                <w:bCs w:val="false"/>
+                <w:i w:val="false"/>
+                <w:iCs w:val="false"/>
+                <w:color w:val="000000"/>
+                <w:sz w:val="22"/>
+                <w:szCs w:val="22"/>
+              </w:rPr>
+              <w:t xml:space="preserve">Prototype Demo and Feedback</w:t>
+            </w:r>
+            <w:r>
+              <w:rPr>
+                <w:rFonts w:ascii="Arial" w:cs="Arial" w:eastAsia="Arial" w:hAnsi="Arial"/>
+                <w:sz w:val="20"/>
+                <w:szCs w:val="20"/>
+              </w:rPr>
+              <w:br/>
+              <w:t xml:space="preserve"/>
+            </w:r>
+            <w:r>
+              <w:rPr>
+                <w:rFonts w:ascii="Arial" w:cs="Arial" w:eastAsia="Arial" w:hAnsi="Arial"/>
+                <w:sz w:val="20"/>
+                <w:szCs w:val="20"/>
+              </w:rPr>
+              <w:br/>
+              <w:t xml:space="preserve"/>
+            </w:r>
+            <w:r>
+              <w:rPr>
+                <w:rFonts w:ascii="Arial" w:cs="Arial" w:eastAsia="Arial" w:hAnsi="Arial"/>
+                <w:b/>
+                <w:bCs/>
+                <w:i/>
+                <w:iCs/>
+                <w:color w:val="000000"/>
+                <w:sz w:val="20"/>
+                <w:szCs w:val="20"/>
+              </w:rPr>
+              <w:t xml:space="preserve">Learning Target: </w:t>
+            </w:r>
+            <w:r>
+              <w:rPr>
+                <w:rFonts w:ascii="Arial" w:cs="Arial" w:eastAsia="Arial" w:hAnsi="Arial"/>
+                <w:b w:val="false"/>
+                <w:bCs w:val="false"/>
+                <w:i/>
+                <w:iCs/>
+                <w:color w:val="333333"/>
+                <w:sz w:val="20"/>
+                <w:szCs w:val="20"/>
+              </w:rPr>
+              <w:t xml:space="preserve">I can demonstrate my MVP, gather constructive feedback, and plan improvements based on that feedback.</w:t>
+            </w:r>
+            <w:r>
+              <w:rPr>
+                <w:rFonts w:ascii="Arial" w:cs="Arial" w:eastAsia="Arial" w:hAnsi="Arial"/>
+                <w:sz w:val="20"/>
+                <w:szCs w:val="20"/>
+              </w:rPr>
+              <w:br/>
+              <w:t xml:space="preserve"/>
+            </w:r>
+            <w:r>
+              <w:rPr>
+                <w:rFonts w:ascii="Arial" w:cs="Arial" w:eastAsia="Arial" w:hAnsi="Arial"/>
+                <w:sz w:val="20"/>
+                <w:szCs w:val="20"/>
+              </w:rPr>
+              <w:br/>
+              <w:t xml:space="preserve"/>
+            </w:r>
+            <w:r>
+              <w:rPr>
+                <w:rFonts w:ascii="Arial" w:cs="Arial" w:eastAsia="Arial" w:hAnsi="Arial"/>
+                <w:b w:val="false"/>
+                <w:bCs w:val="false"/>
+                <w:i w:val="false"/>
+                <w:iCs w:val="false"/>
+                <w:color w:val="000000"/>
+                <w:sz w:val="20"/>
+                <w:szCs w:val="20"/>
+              </w:rPr>
+              <w:t xml:space="preserve">When reviewing someone else's MVP:</w:t>
+            </w:r>
+            <w:r>
+              <w:rPr>
+                <w:rFonts w:ascii="Arial" w:cs="Arial" w:eastAsia="Arial" w:hAnsi="Arial"/>
+                <w:sz w:val="20"/>
+                <w:szCs w:val="20"/>
+              </w:rPr>
+              <w:br/>
+              <w:t xml:space="preserve"/>
+            </w:r>
+            <w:r>
+              <w:rPr>
+                <w:rFonts w:ascii="Arial" w:cs="Arial" w:eastAsia="Arial" w:hAnsi="Arial"/>
+                <w:b w:val="false"/>
+                <w:bCs w:val="false"/>
+                <w:i w:val="false"/>
+                <w:iCs w:val="false"/>
+                <w:color w:val="000000"/>
+                <w:sz w:val="20"/>
+                <w:szCs w:val="20"/>
+              </w:rPr>
+              <w:t xml:space="preserve">What works: Celebrate what's good</w:t>
+            </w:r>
+            <w:r>
+              <w:rPr>
+                <w:rFonts w:ascii="Arial" w:cs="Arial" w:eastAsia="Arial" w:hAnsi="Arial"/>
+                <w:sz w:val="20"/>
+                <w:szCs w:val="20"/>
+              </w:rPr>
+              <w:br/>
+              <w:t xml:space="preserve"/>
+            </w:r>
+            <w:r>
+              <w:rPr>
+                <w:rFonts w:ascii="Arial" w:cs="Arial" w:eastAsia="Arial" w:hAnsi="Arial"/>
+                <w:sz w:val="20"/>
+                <w:szCs w:val="20"/>
+              </w:rPr>
+              <w:br/>
+              <w:t xml:space="preserve"/>
+            </w:r>
+            <w:r>
+              <w:rPr>
+                <w:rFonts w:ascii="Arial" w:cs="Arial" w:eastAsia="Arial" w:hAnsi="Arial"/>
+                <w:b/>
+                <w:bCs/>
+                <w:i w:val="false"/>
+                <w:iCs w:val="false"/>
+                <w:color w:val="000000"/>
+                <w:sz w:val="20"/>
+                <w:szCs w:val="20"/>
+              </w:rPr>
+              <w:t xml:space="preserve">Key Concepts:</w:t>
+            </w:r>
+            <w:r>
+              <w:rPr>
+                <w:rFonts w:ascii="Arial" w:cs="Arial" w:eastAsia="Arial" w:hAnsi="Arial"/>
+                <w:sz w:val="20"/>
+                <w:szCs w:val="20"/>
+              </w:rPr>
+              <w:br/>
+              <w:t xml:space="preserve"/>
+            </w:r>
+            <w:r>
+              <w:rPr>
+                <w:rFonts w:ascii="Arial" w:cs="Arial" w:eastAsia="Arial" w:hAnsi="Arial"/>
+                <w:b w:val="false"/>
+                <w:bCs w:val="false"/>
+                <w:i w:val="false"/>
+                <w:iCs w:val="false"/>
+                <w:color w:val="000000"/>
+                <w:sz w:val="20"/>
+                <w:szCs w:val="20"/>
+              </w:rPr>
+              <w:t xml:space="preserve">    • [ ] Program runs without crashing (on normal input)</w:t>
+            </w:r>
+            <w:r>
+              <w:rPr>
+                <w:rFonts w:ascii="Arial" w:cs="Arial" w:eastAsia="Arial" w:hAnsi="Arial"/>
+                <w:sz w:val="20"/>
+                <w:szCs w:val="20"/>
+              </w:rPr>
+              <w:br/>
+              <w:t xml:space="preserve"/>
+            </w:r>
+            <w:r>
+              <w:rPr>
+                <w:rFonts w:ascii="Arial" w:cs="Arial" w:eastAsia="Arial" w:hAnsi="Arial"/>
+                <w:b w:val="false"/>
+                <w:bCs w:val="false"/>
+                <w:i w:val="false"/>
+                <w:iCs w:val="false"/>
+                <w:color w:val="000000"/>
+                <w:sz w:val="20"/>
+                <w:szCs w:val="20"/>
+              </w:rPr>
+              <w:t xml:space="preserve">    • [ ] You have test inputs written down</w:t>
+            </w:r>
+            <w:r>
+              <w:rPr>
+                <w:rFonts w:ascii="Arial" w:cs="Arial" w:eastAsia="Arial" w:hAnsi="Arial"/>
+                <w:sz w:val="20"/>
+                <w:szCs w:val="20"/>
+              </w:rPr>
+              <w:br/>
+              <w:t xml:space="preserve"/>
+            </w:r>
+            <w:r>
+              <w:rPr>
+                <w:rFonts w:ascii="Arial" w:cs="Arial" w:eastAsia="Arial" w:hAnsi="Arial"/>
+                <w:b w:val="false"/>
+                <w:bCs w:val="false"/>
+                <w:i w:val="false"/>
+                <w:iCs w:val="false"/>
+                <w:color w:val="000000"/>
+                <w:sz w:val="20"/>
+                <w:szCs w:val="20"/>
+              </w:rPr>
+              <w:t xml:space="preserve">    • [ ] You know which features work and which are incomplete</w:t>
+            </w:r>
+            <w:r>
+              <w:rPr>
+                <w:rFonts w:ascii="Arial" w:cs="Arial" w:eastAsia="Arial" w:hAnsi="Arial"/>
+                <w:sz w:val="20"/>
+                <w:szCs w:val="20"/>
+              </w:rPr>
+              <w:br/>
+              <w:t xml:space="preserve"/>
+            </w:r>
+            <w:r>
+              <w:rPr>
+                <w:rFonts w:ascii="Arial" w:cs="Arial" w:eastAsia="Arial" w:hAnsi="Arial"/>
+                <w:b w:val="false"/>
+                <w:bCs w:val="false"/>
+                <w:i w:val="false"/>
+                <w:iCs w:val="false"/>
+                <w:color w:val="000000"/>
+                <w:sz w:val="20"/>
+                <w:szCs w:val="20"/>
+              </w:rPr>
+              <w:t xml:space="preserve">    • [ ] You can explain the core logic in 1-2 sentences</w:t>
+            </w:r>
+            <w:r>
+              <w:rPr>
+                <w:rFonts w:ascii="Arial" w:cs="Arial" w:eastAsia="Arial" w:hAnsi="Arial"/>
+                <w:sz w:val="20"/>
+                <w:szCs w:val="20"/>
+              </w:rPr>
+              <w:br/>
+              <w:t xml:space="preserve"/>
+            </w:r>
+            <w:r>
+              <w:rPr>
+                <w:rFonts w:ascii="Arial" w:cs="Arial" w:eastAsia="Arial" w:hAnsi="Arial"/>
+                <w:b w:val="false"/>
+                <w:bCs w:val="false"/>
+                <w:i w:val="false"/>
+                <w:iCs w:val="false"/>
+                <w:color w:val="000000"/>
+                <w:sz w:val="20"/>
+                <w:szCs w:val="20"/>
+              </w:rPr>
+              <w:t xml:space="preserve">    • Speak clearly</w:t>
+            </w:r>
+            <w:r>
+              <w:rPr>
+                <w:rFonts w:ascii="Arial" w:cs="Arial" w:eastAsia="Arial" w:hAnsi="Arial"/>
+                <w:sz w:val="20"/>
+                <w:szCs w:val="20"/>
+              </w:rPr>
+              <w:br/>
+              <w:t xml:space="preserve"/>
+            </w:r>
+            <w:r>
+              <w:rPr>
+                <w:rFonts w:ascii="Arial" w:cs="Arial" w:eastAsia="Arial" w:hAnsi="Arial"/>
+                <w:b w:val="false"/>
+                <w:bCs w:val="false"/>
+                <w:i w:val="false"/>
+                <w:iCs w:val="false"/>
+                <w:color w:val="000000"/>
+                <w:sz w:val="20"/>
+                <w:szCs w:val="20"/>
+              </w:rPr>
+              <w:t xml:space="preserve">    • Use your prepared test inputs</w:t>
+            </w:r>
+            <w:r>
+              <w:rPr>
+                <w:rFonts w:ascii="Arial" w:cs="Arial" w:eastAsia="Arial" w:hAnsi="Arial"/>
+                <w:sz w:val="20"/>
+                <w:szCs w:val="20"/>
+              </w:rPr>
+              <w:br/>
+              <w:t xml:space="preserve"/>
+            </w:r>
+            <w:r>
+              <w:rPr>
+                <w:rFonts w:ascii="Arial" w:cs="Arial" w:eastAsia="Arial" w:hAnsi="Arial"/>
+                <w:b w:val="false"/>
+                <w:bCs w:val="false"/>
+                <w:i w:val="false"/>
+                <w:iCs w:val="false"/>
+                <w:color w:val="000000"/>
+                <w:sz w:val="20"/>
+                <w:szCs w:val="20"/>
+              </w:rPr>
+              <w:t xml:space="preserve">    • Show what the program does, not how the code works</w:t>
+            </w:r>
+            <w:r>
+              <w:rPr>
+                <w:rFonts w:ascii="Arial" w:cs="Arial" w:eastAsia="Arial" w:hAnsi="Arial"/>
+                <w:sz w:val="20"/>
+                <w:szCs w:val="20"/>
+              </w:rPr>
+              <w:br/>
+              <w:t xml:space="preserve"/>
+            </w:r>
+            <w:r>
+              <w:rPr>
+                <w:rFonts w:ascii="Arial" w:cs="Arial" w:eastAsia="Arial" w:hAnsi="Arial"/>
+                <w:b w:val="false"/>
+                <w:bCs w:val="false"/>
+                <w:i w:val="false"/>
+                <w:iCs w:val="false"/>
+                <w:color w:val="000000"/>
+                <w:sz w:val="20"/>
+                <w:szCs w:val="20"/>
+              </w:rPr>
+              <w:t xml:space="preserve">    • Be honest about what's not yet implemented</w:t>
+            </w:r>
+            <w:r>
+              <w:rPr>
+                <w:rFonts w:ascii="Arial" w:cs="Arial" w:eastAsia="Arial" w:hAnsi="Arial"/>
+                <w:sz w:val="20"/>
+                <w:szCs w:val="20"/>
+              </w:rPr>
+              <w:br/>
+              <w:t xml:space="preserve"/>
+            </w:r>
+            <w:r>
+              <w:rPr>
+                <w:rFonts w:ascii="Arial" w:cs="Arial" w:eastAsia="Arial" w:hAnsi="Arial"/>
+                <w:sz w:val="20"/>
+                <w:szCs w:val="20"/>
+              </w:rPr>
+              <w:br/>
+              <w:t xml:space="preserve"/>
+            </w:r>
+            <w:r>
+              <w:rPr>
+                <w:rFonts w:ascii="Arial" w:cs="Arial" w:eastAsia="Arial" w:hAnsi="Arial"/>
+                <w:b/>
+                <w:bCs/>
+                <w:i w:val="false"/>
+                <w:iCs w:val="false"/>
+                <w:color w:val="000000"/>
+                <w:sz w:val="20"/>
+                <w:szCs w:val="20"/>
+              </w:rPr>
+              <w:t xml:space="preserve">Vocabulary: </w:t>
+            </w:r>
+            <w:r>
+              <w:rPr>
+                <w:rFonts w:ascii="Arial" w:cs="Arial" w:eastAsia="Arial" w:hAnsi="Arial"/>
+                <w:b w:val="false"/>
+                <w:bCs w:val="false"/>
+                <w:i w:val="false"/>
+                <w:iCs w:val="false"/>
+                <w:color w:val="000000"/>
+                <w:sz w:val="20"/>
+                <w:szCs w:val="20"/>
+              </w:rPr>
+              <w:t xml:space="preserve">Before You Demo, During the Demo, Example Demo Script, Don't, Good Feedback, What works</w:t>
+            </w:r>
+            <w:r>
+              <w:rPr>
+                <w:rFonts w:ascii="Arial" w:cs="Arial" w:eastAsia="Arial" w:hAnsi="Arial"/>
+                <w:sz w:val="20"/>
+                <w:szCs w:val="20"/>
+              </w:rPr>
+              <w:br/>
+              <w:t xml:space="preserve"/>
+            </w:r>
+            <w:r>
+              <w:rPr>
+                <w:rFonts w:ascii="Arial" w:cs="Arial" w:eastAsia="Arial" w:hAnsi="Arial"/>
+                <w:sz w:val="20"/>
+                <w:szCs w:val="20"/>
+              </w:rPr>
+              <w:br/>
+              <w:t xml:space="preserve"/>
+            </w:r>
+            <w:r>
+              <w:rPr>
+                <w:rFonts w:ascii="Arial" w:cs="Arial" w:eastAsia="Arial" w:hAnsi="Arial"/>
+                <w:b/>
+                <w:bCs/>
+                <w:i/>
+                <w:iCs/>
+                <w:color w:val="555555"/>
+                <w:sz w:val="20"/>
+                <w:szCs w:val="20"/>
+              </w:rPr>
+              <w:t xml:space="preserve">→ Live Demo — </w:t>
+            </w:r>
+            <w:r>
+              <w:rPr>
+                <w:rFonts w:ascii="Arial" w:cs="Arial" w:eastAsia="Arial" w:hAnsi="Arial"/>
+                <w:b w:val="false"/>
+                <w:bCs w:val="false"/>
+                <w:i/>
+                <w:iCs/>
+                <w:color w:val="555555"/>
+                <w:sz w:val="20"/>
+                <w:szCs w:val="20"/>
+              </w:rPr>
+              <w:t xml:space="preserve">type examples as students follow along in their own editor.</w:t>
+            </w:r>
+            <w:r>
+              <w:rPr>
+                <w:rFonts w:ascii="Arial" w:cs="Arial" w:eastAsia="Arial" w:hAnsi="Arial"/>
+                <w:sz w:val="20"/>
+                <w:szCs w:val="20"/>
+              </w:rPr>
+              <w:br/>
+              <w:t xml:space="preserve"/>
+            </w:r>
+            <w:r>
+              <w:rPr>
+                <w:rFonts w:ascii="Arial" w:cs="Arial" w:eastAsia="Arial" w:hAnsi="Arial"/>
+                <w:b/>
+                <w:bCs/>
+                <w:i/>
+                <w:iCs/>
+                <w:color w:val="555555"/>
+                <w:sz w:val="20"/>
+                <w:szCs w:val="20"/>
+              </w:rPr>
+              <w:t xml:space="preserve">→ Check for Understanding: </w:t>
+            </w:r>
+            <w:r>
+              <w:rPr>
+                <w:rFonts w:ascii="Arial" w:cs="Arial" w:eastAsia="Arial" w:hAnsi="Arial"/>
+                <w:b w:val="false"/>
+                <w:bCs w:val="false"/>
+                <w:i/>
+                <w:iCs/>
+                <w:color w:val="555555"/>
+                <w:sz w:val="20"/>
+                <w:szCs w:val="20"/>
+              </w:rPr>
+              <w:t xml:space="preserve">pause and cold-call: “Can someone explain what we just did in their own words?”</w:t>
             </w:r>
           </w:p>
         </w:tc>
@@ -377,9 +1021,9 @@
               <w:right w:val="single" w:color="CCCCCC" w:sz="1"/>
             </w:tcBorders>
             <w:tcMar>
-              <w:top w:type="dxa" w:w="60"/>
+              <w:top w:type="dxa" w:w="80"/>
               <w:left w:type="dxa" w:w="120"/>
-              <w:bottom w:type="dxa" w:w="60"/>
+              <w:bottom w:type="dxa" w:w="80"/>
               <w:right w:type="dxa" w:w="120"/>
             </w:tcMar>
           </w:tcPr>
@@ -406,20 +1050,90 @@
               <w:right w:val="single" w:color="CCCCCC" w:sz="1"/>
             </w:tcBorders>
             <w:tcMar>
-              <w:top w:type="dxa" w:w="60"/>
+              <w:top w:type="dxa" w:w="80"/>
               <w:left w:type="dxa" w:w="120"/>
-              <w:bottom w:type="dxa" w:w="60"/>
+              <w:bottom w:type="dxa" w:w="80"/>
               <w:right w:type="dxa" w:w="120"/>
             </w:tcMar>
           </w:tcPr>
           <w:p>
-            <w:r>
-              <w:rPr>
-                <w:rFonts w:ascii="Arial" w:cs="Arial" w:eastAsia="Arial" w:hAnsi="Arial"/>
-                <w:sz w:val="20"/>
-                <w:szCs w:val="20"/>
+            <w:pPr>
+              <w:spacing w:after="80" w:before="80"/>
+            </w:pPr>
+            <w:r>
+              <w:rPr>
+                <w:rFonts w:ascii="Arial" w:cs="Arial" w:eastAsia="Arial" w:hAnsi="Arial"/>
+                <w:b/>
+                <w:bCs/>
+                <w:i w:val="false"/>
+                <w:iCs w:val="false"/>
+                <w:color w:val="000000"/>
+                <w:sz w:val="22"/>
+                <w:szCs w:val="22"/>
               </w:rPr>
               <w:t xml:space="preserve">Guided Practice</w:t>
+            </w:r>
+            <w:r>
+              <w:rPr>
+                <w:rFonts w:ascii="Arial" w:cs="Arial" w:eastAsia="Arial" w:hAnsi="Arial"/>
+                <w:sz w:val="20"/>
+                <w:szCs w:val="20"/>
+              </w:rPr>
+              <w:br/>
+              <w:t xml:space="preserve"/>
+            </w:r>
+            <w:r>
+              <w:rPr>
+                <w:rFonts w:ascii="Arial" w:cs="Arial" w:eastAsia="Arial" w:hAnsi="Arial"/>
+                <w:sz w:val="20"/>
+                <w:szCs w:val="20"/>
+              </w:rPr>
+              <w:br/>
+              <w:t xml:space="preserve"/>
+            </w:r>
+            <w:r>
+              <w:rPr>
+                <w:rFonts w:ascii="Arial" w:cs="Arial" w:eastAsia="Arial" w:hAnsi="Arial"/>
+                <w:b w:val="false"/>
+                <w:bCs w:val="false"/>
+                <w:i w:val="false"/>
+                <w:iCs w:val="false"/>
+                <w:color w:val="000000"/>
+                <w:sz w:val="20"/>
+                <w:szCs w:val="20"/>
+              </w:rPr>
+              <w:t xml:space="preserve">Phase 1: Prepare Your Demo (10 min)</w:t>
+            </w:r>
+            <w:r>
+              <w:rPr>
+                <w:rFonts w:ascii="Arial" w:cs="Arial" w:eastAsia="Arial" w:hAnsi="Arial"/>
+                <w:sz w:val="20"/>
+                <w:szCs w:val="20"/>
+              </w:rPr>
+              <w:br/>
+              <w:t xml:space="preserve"/>
+            </w:r>
+            <w:r>
+              <w:rPr>
+                <w:rFonts w:ascii="Arial" w:cs="Arial" w:eastAsia="Arial" w:hAnsi="Arial"/>
+                <w:sz w:val="20"/>
+                <w:szCs w:val="20"/>
+              </w:rPr>
+              <w:br/>
+              <w:t xml:space="preserve"/>
+            </w:r>
+            <w:r>
+              <w:rPr>
+                <w:rFonts w:ascii="Arial" w:cs="Arial" w:eastAsia="Arial" w:hAnsi="Arial"/>
+                <w:b w:val="false"/>
+                <w:bCs w:val="false"/>
+                <w:i/>
+                <w:iCs/>
+                <w:color w:val="555555"/>
+                <w:sz w:val="20"/>
+                <w:szCs w:val="20"/>
+              </w:rPr>
+              <w:t xml:space="preserve">→ Teacher models — students try alongside, then compare results.</w:t>
             </w:r>
           </w:p>
         </w:tc>
@@ -435,9 +1149,9 @@
               <w:right w:val="single" w:color="CCCCCC" w:sz="1"/>
             </w:tcBorders>
             <w:tcMar>
-              <w:top w:type="dxa" w:w="60"/>
+              <w:top w:type="dxa" w:w="80"/>
               <w:left w:type="dxa" w:w="120"/>
-              <w:bottom w:type="dxa" w:w="60"/>
+              <w:bottom w:type="dxa" w:w="80"/>
               <w:right w:type="dxa" w:w="120"/>
             </w:tcMar>
           </w:tcPr>
@@ -450,7 +1164,7 @@
                 <w:sz w:val="20"/>
                 <w:szCs w:val="20"/>
               </w:rPr>
-              <w:t xml:space="preserve">15-20 min</w:t>
+              <w:t xml:space="preserve">15–20 min</w:t>
             </w:r>
           </w:p>
         </w:tc>
@@ -464,20 +1178,164 @@
               <w:right w:val="single" w:color="CCCCCC" w:sz="1"/>
             </w:tcBorders>
             <w:tcMar>
-              <w:top w:type="dxa" w:w="60"/>
+              <w:top w:type="dxa" w:w="80"/>
               <w:left w:type="dxa" w:w="120"/>
-              <w:bottom w:type="dxa" w:w="60"/>
+              <w:bottom w:type="dxa" w:w="80"/>
               <w:right w:type="dxa" w:w="120"/>
             </w:tcMar>
           </w:tcPr>
           <w:p>
-            <w:r>
-              <w:rPr>
-                <w:rFonts w:ascii="Arial" w:cs="Arial" w:eastAsia="Arial" w:hAnsi="Arial"/>
-                <w:sz w:val="20"/>
-                <w:szCs w:val="20"/>
+            <w:pPr>
+              <w:spacing w:after="80" w:before="80"/>
+            </w:pPr>
+            <w:r>
+              <w:rPr>
+                <w:rFonts w:ascii="Arial" w:cs="Arial" w:eastAsia="Arial" w:hAnsi="Arial"/>
+                <w:b/>
+                <w:bCs/>
+                <w:i w:val="false"/>
+                <w:iCs w:val="false"/>
+                <w:color w:val="000000"/>
+                <w:sz w:val="22"/>
+                <w:szCs w:val="22"/>
               </w:rPr>
               <w:t xml:space="preserve">Independent Practice / Code Along</w:t>
+            </w:r>
+            <w:r>
+              <w:rPr>
+                <w:rFonts w:ascii="Arial" w:cs="Arial" w:eastAsia="Arial" w:hAnsi="Arial"/>
+                <w:sz w:val="20"/>
+                <w:szCs w:val="20"/>
+              </w:rPr>
+              <w:br/>
+              <w:t xml:space="preserve"/>
+            </w:r>
+            <w:r>
+              <w:rPr>
+                <w:rFonts w:ascii="Arial" w:cs="Arial" w:eastAsia="Arial" w:hAnsi="Arial"/>
+                <w:b/>
+                <w:bCs/>
+                <w:i w:val="false"/>
+                <w:iCs w:val="false"/>
+                <w:color w:val="000000"/>
+                <w:sz w:val="20"/>
+                <w:szCs w:val="20"/>
+              </w:rPr>
+              <w:t xml:space="preserve">    Beginner: </w:t>
+            </w:r>
+            <w:r>
+              <w:rPr>
+                <w:rFonts w:ascii="Arial" w:cs="Arial" w:eastAsia="Arial" w:hAnsi="Arial"/>
+                <w:b w:val="false"/>
+                <w:bCs w:val="false"/>
+                <w:i w:val="false"/>
+                <w:iCs w:val="false"/>
+                <w:color w:val="000000"/>
+                <w:sz w:val="20"/>
+                <w:szCs w:val="20"/>
+              </w:rPr>
+              <w:t xml:space="preserve">Feedback Evaluation: You receive this feedback: "Your app is slow." Is this helpful? How would you respond?</w:t>
+            </w:r>
+            <w:r>
+              <w:rPr>
+                <w:rFonts w:ascii="Arial" w:cs="Arial" w:eastAsia="Arial" w:hAnsi="Arial"/>
+                <w:sz w:val="20"/>
+                <w:szCs w:val="20"/>
+              </w:rPr>
+              <w:br/>
+              <w:t xml:space="preserve"/>
+            </w:r>
+            <w:r>
+              <w:rPr>
+                <w:rFonts w:ascii="Arial" w:cs="Arial" w:eastAsia="Arial" w:hAnsi="Arial"/>
+                <w:b/>
+                <w:bCs/>
+                <w:i w:val="false"/>
+                <w:iCs w:val="false"/>
+                <w:color w:val="000000"/>
+                <w:sz w:val="20"/>
+                <w:szCs w:val="20"/>
+              </w:rPr>
+              <w:t xml:space="preserve">    Intermediate: </w:t>
+            </w:r>
+            <w:r>
+              <w:rPr>
+                <w:rFonts w:ascii="Arial" w:cs="Arial" w:eastAsia="Arial" w:hAnsi="Arial"/>
+                <w:b w:val="false"/>
+                <w:bCs w:val="false"/>
+                <w:i w:val="false"/>
+                <w:iCs w:val="false"/>
+                <w:color w:val="000000"/>
+                <w:sz w:val="20"/>
+                <w:szCs w:val="20"/>
+              </w:rPr>
+              <w:t xml:space="preserve">Demo Scenario: Your program crashes if user enters just spaces. How would you demo this gracefully, and what would you say?</w:t>
+            </w:r>
+            <w:r>
+              <w:rPr>
+                <w:rFonts w:ascii="Arial" w:cs="Arial" w:eastAsia="Arial" w:hAnsi="Arial"/>
+                <w:sz w:val="20"/>
+                <w:szCs w:val="20"/>
+              </w:rPr>
+              <w:br/>
+              <w:t xml:space="preserve"/>
+            </w:r>
+            <w:r>
+              <w:rPr>
+                <w:rFonts w:ascii="Arial" w:cs="Arial" w:eastAsia="Arial" w:hAnsi="Arial"/>
+                <w:b/>
+                <w:bCs/>
+                <w:i w:val="false"/>
+                <w:iCs w:val="false"/>
+                <w:color w:val="000000"/>
+                <w:sz w:val="20"/>
+                <w:szCs w:val="20"/>
+              </w:rPr>
+              <w:t xml:space="preserve">    Challenge: </w:t>
+            </w:r>
+            <w:r>
+              <w:rPr>
+                <w:rFonts w:ascii="Arial" w:cs="Arial" w:eastAsia="Arial" w:hAnsi="Arial"/>
+                <w:b w:val="false"/>
+                <w:bCs w:val="false"/>
+                <w:i w:val="false"/>
+                <w:iCs w:val="false"/>
+                <w:color w:val="000000"/>
+                <w:sz w:val="20"/>
+                <w:szCs w:val="20"/>
+              </w:rPr>
+              <w:t xml:space="preserve">Plan Improvements: You got this feedback: - "Can you add user authentication?" (complex) - "The menu could be clearer" (quick fix) - "Add so…</w:t>
+            </w:r>
+            <w:r>
+              <w:rPr>
+                <w:rFonts w:ascii="Arial" w:cs="Arial" w:eastAsia="Arial" w:hAnsi="Arial"/>
+                <w:sz w:val="20"/>
+                <w:szCs w:val="20"/>
+              </w:rPr>
+              <w:br/>
+              <w:t xml:space="preserve"/>
+            </w:r>
+            <w:r>
+              <w:rPr>
+                <w:rFonts w:ascii="Arial" w:cs="Arial" w:eastAsia="Arial" w:hAnsi="Arial"/>
+                <w:sz w:val="20"/>
+                <w:szCs w:val="20"/>
+              </w:rPr>
+              <w:br/>
+              <w:t xml:space="preserve"/>
+            </w:r>
+            <w:r>
+              <w:rPr>
+                <w:rFonts w:ascii="Arial" w:cs="Arial" w:eastAsia="Arial" w:hAnsi="Arial"/>
+                <w:b w:val="false"/>
+                <w:bCs w:val="false"/>
+                <w:i/>
+                <w:iCs/>
+                <w:color w:val="555555"/>
+                <w:sz w:val="20"/>
+                <w:szCs w:val="20"/>
+              </w:rPr>
+              <w:t xml:space="preserve">→ Teacher circulates — offer hints, check for understanding.</w:t>
             </w:r>
           </w:p>
         </w:tc>
@@ -493,9 +1351,9 @@
               <w:right w:val="single" w:color="CCCCCC" w:sz="1"/>
             </w:tcBorders>
             <w:tcMar>
-              <w:top w:type="dxa" w:w="60"/>
+              <w:top w:type="dxa" w:w="80"/>
               <w:left w:type="dxa" w:w="120"/>
-              <w:bottom w:type="dxa" w:w="60"/>
+              <w:bottom w:type="dxa" w:w="80"/>
               <w:right w:type="dxa" w:w="120"/>
             </w:tcMar>
           </w:tcPr>
@@ -522,20 +1380,90 @@
               <w:right w:val="single" w:color="CCCCCC" w:sz="1"/>
             </w:tcBorders>
             <w:tcMar>
-              <w:top w:type="dxa" w:w="60"/>
+              <w:top w:type="dxa" w:w="80"/>
               <w:left w:type="dxa" w:w="120"/>
-              <w:bottom w:type="dxa" w:w="60"/>
+              <w:bottom w:type="dxa" w:w="80"/>
               <w:right w:type="dxa" w:w="120"/>
             </w:tcMar>
           </w:tcPr>
           <w:p>
-            <w:r>
-              <w:rPr>
-                <w:rFonts w:ascii="Arial" w:cs="Arial" w:eastAsia="Arial" w:hAnsi="Arial"/>
-                <w:sz w:val="20"/>
-                <w:szCs w:val="20"/>
+            <w:pPr>
+              <w:spacing w:after="80" w:before="80"/>
+            </w:pPr>
+            <w:r>
+              <w:rPr>
+                <w:rFonts w:ascii="Arial" w:cs="Arial" w:eastAsia="Arial" w:hAnsi="Arial"/>
+                <w:b/>
+                <w:bCs/>
+                <w:i w:val="false"/>
+                <w:iCs w:val="false"/>
+                <w:color w:val="000000"/>
+                <w:sz w:val="22"/>
+                <w:szCs w:val="22"/>
               </w:rPr>
               <w:t xml:space="preserve">Exit Ticket / Wrap-Up</w:t>
+            </w:r>
+            <w:r>
+              <w:rPr>
+                <w:rFonts w:ascii="Arial" w:cs="Arial" w:eastAsia="Arial" w:hAnsi="Arial"/>
+                <w:sz w:val="20"/>
+                <w:szCs w:val="20"/>
+              </w:rPr>
+              <w:br/>
+              <w:t xml:space="preserve"/>
+            </w:r>
+            <w:r>
+              <w:rPr>
+                <w:rFonts w:ascii="Arial" w:cs="Arial" w:eastAsia="Arial" w:hAnsi="Arial"/>
+                <w:sz w:val="20"/>
+                <w:szCs w:val="20"/>
+              </w:rPr>
+              <w:br/>
+              <w:t xml:space="preserve"/>
+            </w:r>
+            <w:r>
+              <w:rPr>
+                <w:rFonts w:ascii="Arial" w:cs="Arial" w:eastAsia="Arial" w:hAnsi="Arial"/>
+                <w:b w:val="false"/>
+                <w:bCs w:val="false"/>
+                <w:i w:val="false"/>
+                <w:iCs w:val="false"/>
+                <w:color w:val="000000"/>
+                <w:sz w:val="20"/>
+                <w:szCs w:val="20"/>
+              </w:rPr>
+              <w:t xml:space="preserve">Quick Check: Demonstrate my MVP, gather constructive feedback, and plan improvements based on that feedback?</w:t>
+            </w:r>
+            <w:r>
+              <w:rPr>
+                <w:rFonts w:ascii="Arial" w:cs="Arial" w:eastAsia="Arial" w:hAnsi="Arial"/>
+                <w:sz w:val="20"/>
+                <w:szCs w:val="20"/>
+              </w:rPr>
+              <w:br/>
+              <w:t xml:space="preserve"/>
+            </w:r>
+            <w:r>
+              <w:rPr>
+                <w:rFonts w:ascii="Arial" w:cs="Arial" w:eastAsia="Arial" w:hAnsi="Arial"/>
+                <w:sz w:val="20"/>
+                <w:szCs w:val="20"/>
+              </w:rPr>
+              <w:br/>
+              <w:t xml:space="preserve"/>
+            </w:r>
+            <w:r>
+              <w:rPr>
+                <w:rFonts w:ascii="Arial" w:cs="Arial" w:eastAsia="Arial" w:hAnsi="Arial"/>
+                <w:b w:val="false"/>
+                <w:bCs w:val="false"/>
+                <w:i/>
+                <w:iCs/>
+                <w:color w:val="555555"/>
+                <w:sz w:val="20"/>
+                <w:szCs w:val="20"/>
+              </w:rPr>
+              <w:t xml:space="preserve">→ 3–2–1: Name 3 things learned, 2 new vocab words, 1 question you still have.</w:t>
             </w:r>
           </w:p>
         </w:tc>

--- a/Coding 1 - year/Unit 7 - Project Development/Daily Lesson Plans/Word/Day 155.docx
+++ b/Coding 1 - year/Unit 7 - Project Development/Daily Lesson Plans/Word/Day 155.docx
@@ -380,7 +380,7 @@
                 <w:sz w:val="20"/>
                 <w:szCs w:val="20"/>
               </w:rPr>
-              <w:t xml:space="preserve">    In your own words: Demonstrate my MVP, gather constructive feedback, and plan improvements based on that feedback?</w:t>
+              <w:t xml:space="preserve">    What do you think are the most important parts of Prototype Demo and Feedback to demonstrate well? Why?</w:t>
             </w:r>
             <w:r>
               <w:rPr>
@@ -477,7 +477,7 @@
                 <w:sz w:val="20"/>
                 <w:szCs w:val="20"/>
               </w:rPr>
-              <w:t xml:space="preserve">Today's Goal: By the end of class you will be able to demonstrate my MVP, gather constructive feedback, and plan improvements based on that feedback.</w:t>
+              <w:t xml:space="preserve">Today’s Goal: By the end of class you will be able to demonstrate my MVP, gather constructive feedback, and plan improvements based on that feedback.</w:t>
             </w:r>
             <w:r>
               <w:rPr>
@@ -1432,7 +1432,7 @@
                 <w:sz w:val="20"/>
                 <w:szCs w:val="20"/>
               </w:rPr>
-              <w:t xml:space="preserve">Quick Check: Demonstrate my MVP, gather constructive feedback, and plan improvements based on that feedback?</w:t>
+              <w:t xml:space="preserve">If you had to teach Prototype Demo and Feedback to a classmate, what's the #1 thing you'd make sure they understand?</w:t>
             </w:r>
             <w:r>
               <w:rPr>

--- a/Coding 1 - year/Unit 7 - Project Development/Daily Lesson Plans/Word/Day 155.docx
+++ b/Coding 1 - year/Unit 7 - Project Development/Daily Lesson Plans/Word/Day 155.docx
@@ -3200,6 +3200,97 @@
     </w:p>
     <w:p>
       <w:pPr>
+        <w:spacing w:after="60"/>
+      </w:pPr>
+      <w:r>
+        <w:rPr>
+          <w:rFonts w:ascii="Arial" w:cs="Arial" w:eastAsia="Arial" w:hAnsi="Arial"/>
+          <w:sz w:val="20"/>
+          <w:szCs w:val="20"/>
+        </w:rPr>
+        <w:t xml:space="preserve">Congratulations! You've completed the design phase:</w:t>
+      </w:r>
+    </w:p>
+    <w:p>
+      <w:pPr>
+        <w:spacing w:after="60"/>
+      </w:pPr>
+      <w:r>
+        <w:rPr>
+          <w:rFonts w:ascii="Arial" w:cs="Arial" w:eastAsia="Arial" w:hAnsi="Arial"/>
+          <w:sz w:val="20"/>
+          <w:szCs w:val="20"/>
+        </w:rPr>
+        <w:t xml:space="preserve">| Week | Focus | Status |</w:t>
+      </w:r>
+    </w:p>
+    <w:p>
+      <w:pPr>
+        <w:spacing w:after="60"/>
+      </w:pPr>
+      <w:r>
+        <w:rPr>
+          <w:rFonts w:ascii="Arial" w:cs="Arial" w:eastAsia="Arial" w:hAnsi="Arial"/>
+          <w:sz w:val="20"/>
+          <w:szCs w:val="20"/>
+        </w:rPr>
+        <w:t xml:space="preserve">||-|--|</w:t>
+      </w:r>
+    </w:p>
+    <w:p>
+      <w:pPr>
+        <w:spacing w:after="60"/>
+      </w:pPr>
+      <w:r>
+        <w:rPr>
+          <w:rFonts w:ascii="Arial" w:cs="Arial" w:eastAsia="Arial" w:hAnsi="Arial"/>
+          <w:sz w:val="20"/>
+          <w:szCs w:val="20"/>
+        </w:rPr>
+        <w:t xml:space="preserve">| Week 30 | SDLC, proposal, pseudocode, milestones | ✓ Complete |</w:t>
+      </w:r>
+    </w:p>
+    <w:p>
+      <w:pPr>
+        <w:spacing w:after="60"/>
+      </w:pPr>
+      <w:r>
+        <w:rPr>
+          <w:rFonts w:ascii="Arial" w:cs="Arial" w:eastAsia="Arial" w:hAnsi="Arial"/>
+          <w:sz w:val="20"/>
+          <w:szCs w:val="20"/>
+        </w:rPr>
+        <w:t xml:space="preserve">| Week 31 | UI, data structures, functions, MVP | ✓ Complete |</w:t>
+      </w:r>
+    </w:p>
+    <w:p>
+      <w:pPr>
+        <w:spacing w:after="60"/>
+      </w:pPr>
+      <w:r>
+        <w:rPr>
+          <w:rFonts w:ascii="Arial" w:cs="Arial" w:eastAsia="Arial" w:hAnsi="Arial"/>
+          <w:sz w:val="20"/>
+          <w:szCs w:val="20"/>
+        </w:rPr>
+        <w:t xml:space="preserve">Next: Two development sprints where you'll implement, test, and refine your code.</w:t>
+      </w:r>
+    </w:p>
+    <w:p>
+      <w:pPr>
+        <w:spacing w:after="60"/>
+      </w:pPr>
+      <w:r>
+        <w:rPr>
+          <w:rFonts w:ascii="Arial" w:cs="Arial" w:eastAsia="Arial" w:hAnsi="Arial"/>
+          <w:sz w:val="20"/>
+          <w:szCs w:val="20"/>
+        </w:rPr>
+        <w:t xml:space="preserve">Monday (Day 156): Sprint 1 begins!</w:t>
+      </w:r>
+    </w:p>
+    <w:p>
+      <w:pPr>
         <w:spacing w:after="160"/>
       </w:pPr>
     </w:p>
@@ -3288,7 +3379,7 @@
           <w:sz w:val="20"/>
           <w:szCs w:val="20"/>
         </w:rPr>
-        <w:t xml:space="preserve">Plan Improvements: You got this feedback: - "Can you add user authentication?" (complex) - "The menu could be clearer" (quick fix) - "Add sorting by name" (medium) Which will you do first? Why? --- ## Reflection &amp; Wrap-Up Today's Big Idea: Feedback is a gift. It shows you what real users notice. Use</w:t>
+        <w:t xml:space="preserve">Plan Improvements: You got this feedback: - "Can you add user authentication?" (complex) - "The menu could be clearer" (quick fix) - "Add sorting by name" (medium) Which will you do first? Why? ---</w:t>
       </w:r>
     </w:p>
     <w:p>
